--- a/public/vaazlar/en/the-qualities-of-the-complete-believer.docx
+++ b/public/vaazlar/en/the-qualities-of-the-complete-believer.docx
@@ -1162,7 +1162,7 @@
                 <w:szCs w:val="16"/>
                 <w:lang w:val="en-GB" w:bidi="ar-SA"/>
               </w:rPr>
-              <w:t xml:space="preserve"> 1–11; prayer and life; “First believe, then be upright”</w:t>
+              <w:t xml:space="preserve"> 1–11; prayer and life; “Say, ‘I believe in Allah,’ then be upright”</w:t>
             </w:r>
           </w:p>
         </w:tc>
@@ -2301,7 +2301,7 @@
               <w:keepNext w:val="0"/>
               <w:keepLines/>
               <w:spacing w:before="0" w:after="0" w:line="234" w:lineRule="auto"/>
-              <w:jc w:val="center"/>
+              <w:jc w:val="left"/>
             </w:pPr>
             <w:r>
               <w:rPr>
@@ -2740,7 +2740,7 @@
           <w:szCs w:val="19"/>
           <w:lang w:val="en-GB" w:bidi="ar-SA"/>
         </w:rPr>
-        <w:t xml:space="preserve"> text, and the meanings rest on the </w:t>
+        <w:t xml:space="preserve"> text; the translations of their meanings are sense-based and have been compared with the </w:t>
       </w:r>
       <w:r>
         <w:rPr>
@@ -2792,10 +2792,11 @@
         <w:pageBreakBefore/>
         <w:spacing w:before="40" w:after="80" w:line="240" w:lineRule="auto"/>
         <w:pBdr>
-          <w:left w:val="single" w:sz="24" w:space="8" w:color="1B365D"/>
+          <w:left w:val="single" w:sz="24" w:space="11" w:color="1B365D"/>
           <w:bottom w:val="single" w:sz="6" w:space="2" w:color="1B365D"/>
         </w:pBdr>
         <w:shd w:val="clear" w:color="auto" w:fill="F3F6FA"/>
+        <w:ind w:left="60"/>
         <w:outlineLvl w:val="0"/>
       </w:pPr>
       <w:r>
@@ -2808,7 +2809,7 @@
           <w:szCs w:val="25"/>
           <w:lang w:val="en-GB" w:bidi="ar-SA"/>
         </w:rPr>
-        <w:t xml:space="preserve"> OPENING: FAITH IS A TREE</w:t>
+        <w:t>OPENING: FAITH IS A TREE</w:t>
       </w:r>
     </w:p>
     <w:tbl>
@@ -2951,7 +2952,7 @@
                 <w:szCs w:val="20"/>
                 <w:lang w:val="en-GB" w:bidi="ar-SA"/>
               </w:rPr>
-              <w:t>Praise belongs to Allah, Lord of the worlds. May blessings and peace be upon our Prophet Muhammad, upon his family and upon all his Companions. My Lord! Give my heart breadth, make my task easy for me, and loosen the knot in my tongue so that they may understand what I say.</w:t>
+              <w:t>Praise belongs to Allah, the Lord of the worlds. May blessings and peace be upon our Prophet Muhammad, upon his family and upon all his Companions. My Lord! Give my heart ease, make my task easy for me, and loosen the knot from my tongue so that they understand my words well.</w:t>
             </w:r>
           </w:p>
           <w:p>
@@ -3346,10 +3347,11 @@
         <w:pageBreakBefore/>
         <w:spacing w:before="34" w:after="68" w:line="240" w:lineRule="auto"/>
         <w:pBdr>
-          <w:left w:val="single" w:sz="24" w:space="8" w:color="1B365D"/>
+          <w:left w:val="single" w:sz="24" w:space="11" w:color="1B365D"/>
           <w:bottom w:val="single" w:sz="6" w:space="2" w:color="1B365D"/>
         </w:pBdr>
         <w:shd w:val="clear" w:color="auto" w:fill="F3F6FA"/>
+        <w:ind w:left="60"/>
         <w:outlineLvl w:val="0"/>
       </w:pPr>
       <w:r>
@@ -3362,7 +3364,7 @@
           <w:szCs w:val="25"/>
           <w:lang w:val="en-GB" w:bidi="ar-SA"/>
         </w:rPr>
-        <w:t xml:space="preserve"> I. THE FOUNDATION OF FAITH AND ITS PERFECTION</w:t>
+        <w:t>I. THE FOUNDATION OF FAITH AND ITS PERFECTION</w:t>
       </w:r>
     </w:p>
     <w:tbl>
@@ -3618,7 +3620,7 @@
           <w:szCs w:val="21"/>
           <w:lang w:val="en-GB" w:bidi="ar-SA"/>
         </w:rPr>
-        <w:t xml:space="preserve">Sunni scholars distinguish between the foundation of faith and its perfection: righteous action is not a part of faith; therefore a believer who sins does not leave faith. But action nourishes faith, strengthens it and brings it to maturity. A tree that has a root but bears no fruit has not withered; it is waiting for its gardener’s labour. </w:t>
+        <w:t xml:space="preserve">Sunni scholars distinguish between the foundation of faith and its perfection: righteous action is not part of the foundation of faith; therefore a believer who sins does not leave faith. But action nourishes faith, strengthens it and brings it to maturity. A tree that has a root but bears no fruit has not withered; it is waiting for its gardener’s labour. </w:t>
       </w:r>
       <w:r>
         <w:rPr>
@@ -3891,7 +3893,7 @@
           <w:szCs w:val="21"/>
           <w:lang w:val="en-GB" w:bidi="ar-SA"/>
         </w:rPr>
-        <w:t xml:space="preserve"> in the heart to a stone on the pavement. In another hadith our Prophet ties the perfection of faith to brotherhood: “None of you is a (complete) believer until he wants for his brother what he wants for himself.” (</w:t>
+        <w:t xml:space="preserve"> in the heart to a stone on the pavement. In another hadith our Prophet ties the perfection of faith to brotherhood: “None of you (fully) believes until he wants for his brother what he wants for himself.” (</w:t>
       </w:r>
       <w:r>
         <w:rPr>
@@ -3912,7 +3914,7 @@
           <w:szCs w:val="21"/>
           <w:lang w:val="en-GB" w:bidi="ar-SA"/>
         </w:rPr>
-        <w:t xml:space="preserve">) The scholars understood the words “is not a believer” here as negating not the foundation of faith but </w:t>
+        <w:t xml:space="preserve">) The scholars understood the words “does not (fully) believe” here as negating not the foundation of faith but </w:t>
       </w:r>
       <w:r>
         <w:rPr>
@@ -3975,7 +3977,7 @@
           <w:szCs w:val="21"/>
           <w:lang w:val="en-GB" w:bidi="ar-SA"/>
         </w:rPr>
-        <w:t>The Qur’an too says of those whose hearts tremble when Allah is mentioned, who perform the prayer and who spend from their provision, “They are the true believers.” (</w:t>
+        <w:t>The Qur’an too says of those whose hearts tremble when Allah is mentioned, who perform the prayer and who spend from their provision, “It is they who are the true believers.” (</w:t>
       </w:r>
       <w:r>
         <w:rPr>
@@ -4006,10 +4008,11 @@
         <w:pageBreakBefore/>
         <w:spacing w:before="30" w:after="60" w:line="240" w:lineRule="auto"/>
         <w:pBdr>
-          <w:left w:val="single" w:sz="24" w:space="8" w:color="1B365D"/>
+          <w:left w:val="single" w:sz="24" w:space="11" w:color="1B365D"/>
           <w:bottom w:val="single" w:sz="6" w:space="2" w:color="1B365D"/>
         </w:pBdr>
         <w:shd w:val="clear" w:color="auto" w:fill="F3F6FA"/>
+        <w:ind w:left="60"/>
         <w:outlineLvl w:val="0"/>
       </w:pPr>
       <w:r>
@@ -4022,7 +4025,7 @@
           <w:szCs w:val="25"/>
           <w:lang w:val="en-GB" w:bidi="ar-SA"/>
         </w:rPr>
-        <w:t xml:space="preserve"> II. THE COMPLETE BELIEVER HAS </w:t>
+        <w:t xml:space="preserve">II. THE COMPLETE BELIEVER HAS </w:t>
       </w:r>
       <w:r>
         <w:rPr>
@@ -4391,7 +4394,7 @@
           <w:szCs w:val="20"/>
           <w:lang w:val="en-GB" w:bidi="ar-SA"/>
         </w:rPr>
-        <w:t xml:space="preserve"> is the bowing of the heart in reverence, knowing that it stands before Allah, and the stilling of the body in that same reverence. Prayer is the act of worship in which a servant is closest to his Lord; but it is not enough merely to perform it, the real matter is to attain </w:t>
+        <w:t xml:space="preserve"> is the bowing of the heart in reverence, knowing that it stands before Allah, and the stilling of the body in that same reverence. In prayer, a servant draws closest to his Lord in prostration; but it is not enough merely to perform it; the real matter is to attain </w:t>
       </w:r>
       <w:r>
         <w:rPr>
@@ -4687,7 +4690,7 @@
           <w:szCs w:val="20"/>
           <w:lang w:val="en-GB" w:bidi="ar-SA"/>
         </w:rPr>
-        <w:t xml:space="preserve">Here in Europe, prayer is sometimes squeezed into a break at work, a school recess or a car park on a journey. Speaking politely with a manager so as to observe the prayer time at work, spreading the prayer mat in a clean corner where there is no prayer room, and treasuring every prayer we can perform in congregation: this is the effort of the complete believer. </w:t>
+        <w:t xml:space="preserve">Here in Europe, prayer is sometimes squeezed into a short break at work, a break between lessons or a car park on a journey. Speaking politely with a manager so as to observe the prayer time at work, spreading the prayer mat in a clean corner where there is no prayer room, and treasuring every prayer we can perform in congregation: this is the effort of the complete believer. </w:t>
       </w:r>
       <w:r>
         <w:rPr>
@@ -4709,10 +4712,11 @@
         <w:pageBreakBefore/>
         <w:spacing w:before="34" w:after="68" w:line="240" w:lineRule="auto"/>
         <w:pBdr>
-          <w:left w:val="single" w:sz="24" w:space="8" w:color="1B365D"/>
+          <w:left w:val="single" w:sz="24" w:space="11" w:color="1B365D"/>
           <w:bottom w:val="single" w:sz="6" w:space="2" w:color="1B365D"/>
         </w:pBdr>
         <w:shd w:val="clear" w:color="auto" w:fill="F3F6FA"/>
+        <w:ind w:left="60"/>
         <w:outlineLvl w:val="0"/>
       </w:pPr>
       <w:r>
@@ -4725,7 +4729,7 @@
           <w:szCs w:val="25"/>
           <w:lang w:val="en-GB" w:bidi="ar-SA"/>
         </w:rPr>
-        <w:t xml:space="preserve"> II. (CONT.) WHEN PRAYER ENTERS LIFE: UPRIGHTNESS</w:t>
+        <w:t>II. (CONT.) WHEN PRAYER IS CARRIED INTO LIFE: UPRIGHTNESS</w:t>
       </w:r>
     </w:p>
     <w:tbl>
@@ -5326,7 +5330,7 @@
                 <w:szCs w:val="20"/>
                 <w:lang w:val="en-GB" w:bidi="ar-SA"/>
               </w:rPr>
-              <w:t xml:space="preserve"> (may Allah be pleased with him) passes a shepherd tending sheep, he asks, “Shepherd, is there a sheep (for slaughter)?” The shepherd says, “Its owner is not here.” To test him, </w:t>
+              <w:t xml:space="preserve"> (may Allah be pleased with him) passes a shepherd tending sheep, he asks, “Shepherd, is there a sheep (for slaughter)?” The shepherd says, “Its owner is not here.” </w:t>
             </w:r>
             <w:r>
               <w:rPr>
@@ -5473,10 +5477,11 @@
         <w:pageBreakBefore/>
         <w:spacing w:before="40" w:after="80" w:line="240" w:lineRule="auto"/>
         <w:pBdr>
-          <w:left w:val="single" w:sz="24" w:space="8" w:color="1B365D"/>
+          <w:left w:val="single" w:sz="24" w:space="11" w:color="1B365D"/>
           <w:bottom w:val="single" w:sz="6" w:space="2" w:color="1B365D"/>
         </w:pBdr>
         <w:shd w:val="clear" w:color="auto" w:fill="F3F6FA"/>
+        <w:ind w:left="60"/>
         <w:outlineLvl w:val="0"/>
       </w:pPr>
       <w:r>
@@ -5489,7 +5494,7 @@
           <w:szCs w:val="25"/>
           <w:lang w:val="en-GB" w:bidi="ar-SA"/>
         </w:rPr>
-        <w:t xml:space="preserve"> III. THE COMPLETE BELIEVER GUARDS TONGUE AND EYES</w:t>
+        <w:t>III. THE COMPLETE BELIEVER GUARDS TONGUE AND EYES</w:t>
       </w:r>
     </w:p>
     <w:tbl>
@@ -5704,7 +5709,7 @@
           <w:szCs w:val="21"/>
           <w:lang w:val="en-GB" w:bidi="ar-SA"/>
         </w:rPr>
-        <w:t xml:space="preserve"> (may Allah be pleased with him), “Restrain this!”, and told him that what drags people face-down into the Fire is, more often than not, the harvest of their tongues. (</w:t>
+        <w:t xml:space="preserve"> (may Allah be pleased with him), “Restrain this!” and then asked, “Is it anything but the harvest of their tongues that throws people on their faces into the Fire?” (</w:t>
       </w:r>
       <w:r>
         <w:rPr>
@@ -5996,7 +6001,7 @@
           <w:szCs w:val="21"/>
           <w:lang w:val="en-GB" w:bidi="ar-SA"/>
         </w:rPr>
-        <w:t xml:space="preserve">, 24:30–31) Today the eye is tested not only in the street but also on the screen in the palm of our hand. Every image, every piece of news and every video that reaches us with a single tap is written to the account of our eyes and our hearts. </w:t>
+        <w:t xml:space="preserve">, 24:30–31) Today the eye is tested not only in the street but also on the screen in the palm of our hand. We can turn our eyes away from what appears with one click; every image we keep looking at knowingly and every news item we share without knowing it is true is written to the account of our eyes and our hearts. </w:t>
       </w:r>
       <w:r>
         <w:rPr>
@@ -6036,10 +6041,11 @@
         <w:pageBreakBefore/>
         <w:spacing w:before="30" w:after="60" w:line="240" w:lineRule="auto"/>
         <w:pBdr>
-          <w:left w:val="single" w:sz="24" w:space="8" w:color="1B365D"/>
+          <w:left w:val="single" w:sz="24" w:space="11" w:color="1B365D"/>
           <w:bottom w:val="single" w:sz="6" w:space="2" w:color="1B365D"/>
         </w:pBdr>
         <w:shd w:val="clear" w:color="auto" w:fill="F3F6FA"/>
+        <w:ind w:left="60"/>
         <w:outlineLvl w:val="0"/>
       </w:pPr>
       <w:r>
@@ -6052,7 +6058,7 @@
           <w:szCs w:val="25"/>
           <w:lang w:val="en-GB" w:bidi="ar-SA"/>
         </w:rPr>
-        <w:t xml:space="preserve"> IV. THE COMPLETE BELIEVER AVOIDS BACKBITING AND GOSSIP</w:t>
+        <w:t>IV. THE COMPLETE BELIEVER AVOIDS BACKBITING AND GOSSIP</w:t>
       </w:r>
     </w:p>
     <w:tbl>
@@ -6365,7 +6371,7 @@
                 <w:szCs w:val="19"/>
                 <w:lang w:val="en-GB" w:bidi="ar-SA"/>
               </w:rPr>
-              <w:t>“Do you know what backbiting is?” The Companions said, “Allah and His Messenger know best.” Our Prophet said, “It is mentioning your brother in a way he would dislike.” When it was asked, “What if what I say is true of my brother?”, he replied, “If it is true of him, you have backbitten him; if it is not, you have slandered him.”</w:t>
+              <w:t>“Do you know what backbiting is?” The Companions said, “Allah and His Messenger know best.” Our Prophet said, “It is mentioning your brother in a way he would dislike.” When he was asked, “What if what I say is true of my brother?” he replied, “If it is true of him, you have backbitten him; if it is not, you have slandered him.”</w:t>
             </w:r>
           </w:p>
           <w:p>
@@ -6439,7 +6445,7 @@
           <w:szCs w:val="20"/>
           <w:lang w:val="en-GB" w:bidi="ar-SA"/>
         </w:rPr>
-        <w:t xml:space="preserve">Our Prophet told us that the truly bankrupt person is the one who comes on the Day of Resurrection with prayer, fasting and </w:t>
+        <w:t xml:space="preserve">Our Prophet describes the truly bankrupt person thus: on the Day of Resurrection he comes with prayer, fasting and </w:t>
       </w:r>
       <w:r>
         <w:rPr>
@@ -6460,7 +6466,7 @@
           <w:szCs w:val="20"/>
           <w:lang w:val="en-GB" w:bidi="ar-SA"/>
         </w:rPr>
-        <w:t>, but who has insulted one person, slandered another and consumed another’s property; his good deeds are given away to those he wronged, and when his good deeds run out, he is made to carry their sins. (</w:t>
+        <w:t>; but he has insulted someone, slandered someone and consumed someone’s property. His good deeds are given to those he wronged, and when his good deeds run out, their sins are loaded onto him. (</w:t>
       </w:r>
       <w:r>
         <w:rPr>
@@ -6640,10 +6646,11 @@
         <w:pageBreakBefore/>
         <w:spacing w:before="40" w:after="80" w:line="240" w:lineRule="auto"/>
         <w:pBdr>
-          <w:left w:val="single" w:sz="24" w:space="8" w:color="1B365D"/>
+          <w:left w:val="single" w:sz="24" w:space="11" w:color="1B365D"/>
           <w:bottom w:val="single" w:sz="6" w:space="2" w:color="1B365D"/>
         </w:pBdr>
         <w:shd w:val="clear" w:color="auto" w:fill="F3F6FA"/>
+        <w:ind w:left="60"/>
         <w:outlineLvl w:val="0"/>
       </w:pPr>
       <w:r>
@@ -6656,7 +6663,7 @@
           <w:szCs w:val="25"/>
           <w:lang w:val="en-GB" w:bidi="ar-SA"/>
         </w:rPr>
-        <w:t xml:space="preserve"> V. IN THE MIRROR OF THE HADITHS: GOOD CHARACTER</w:t>
+        <w:t>V. IN THE MIRROR OF THE HADITHS: GOOD CHARACTER</w:t>
       </w:r>
     </w:p>
     <w:p>
@@ -7214,7 +7221,29 @@
           <w:szCs w:val="21"/>
           <w:lang w:val="en-GB" w:bidi="ar-SA"/>
         </w:rPr>
-        <w:t>Good character means giving the greeting of peace with a smiling face, swallowing a hurtful word, showing respect to the elderly, tenderness to the young, and thanking those who serve us. These seem small; yet on the Day of Resurrection, one of the heaviest deeds on the Scale will be good character.</w:t>
+        <w:t>Good character means giving the greeting of peace with a smiling face, swallowing a hurtful word, showing respect to the elderly, tenderness to the young, and thanking those who serve us. These seem small; yet our Prophet informed us that nothing weighs heavier on the believer’s Scale on the Day of Resurrection than good character. (</w:t>
+      </w:r>
+      <w:r>
+        <w:rPr>
+          <w:rFonts w:ascii="Calibri" w:hAnsi="Calibri" w:cs="Calibri" w:eastAsia="Calibri"/>
+          <w:noProof/>
+          <w:color w:val="222222"/>
+          <w:sz w:val="21"/>
+          <w:szCs w:val="21"/>
+          <w:lang w:val="en-GB" w:bidi="ar-SA"/>
+        </w:rPr>
+        <w:t>al-Tirmidhi, Birr, 62</w:t>
+      </w:r>
+      <w:r>
+        <w:rPr>
+          <w:rFonts w:ascii="Calibri" w:hAnsi="Calibri" w:cs="Calibri" w:eastAsia="Calibri"/>
+          <w:noProof/>
+          <w:color w:val="222222"/>
+          <w:sz w:val="21"/>
+          <w:szCs w:val="21"/>
+          <w:lang w:val="en-GB" w:bidi="ar-SA"/>
+        </w:rPr>
+        <w:t>)</w:t>
       </w:r>
     </w:p>
     <w:p>
@@ -7224,10 +7253,11 @@
         <w:pageBreakBefore/>
         <w:spacing w:before="40" w:after="80" w:line="240" w:lineRule="auto"/>
         <w:pBdr>
-          <w:left w:val="single" w:sz="24" w:space="8" w:color="1B365D"/>
+          <w:left w:val="single" w:sz="24" w:space="11" w:color="1B365D"/>
           <w:bottom w:val="single" w:sz="6" w:space="2" w:color="1B365D"/>
         </w:pBdr>
         <w:shd w:val="clear" w:color="auto" w:fill="F3F6FA"/>
+        <w:ind w:left="60"/>
         <w:outlineLvl w:val="0"/>
       </w:pPr>
       <w:r>
@@ -7240,7 +7270,7 @@
           <w:szCs w:val="25"/>
           <w:lang w:val="en-GB" w:bidi="ar-SA"/>
         </w:rPr>
-        <w:t xml:space="preserve"> V. (CONT.) SAFE FROM HIS HAND AND HIS TONGUE</w:t>
+        <w:t>V. (CONT.) SAFE FROM HIS HAND AND HIS TONGUE</w:t>
       </w:r>
     </w:p>
     <w:tbl>
@@ -7545,7 +7575,7 @@
           <w:szCs w:val="21"/>
           <w:lang w:val="en-GB" w:bidi="ar-SA"/>
         </w:rPr>
-        <w:t>Our Prophet also taught this trust through neighbourliness. Three times he said, “By Allah, he does not believe!” When asked, “Who, O Messenger of Allah?”, he said, “One whose neighbour is not safe from his harm.” (</w:t>
+        <w:t>Our Prophet also taught this trust through neighbourliness. Three times he said, “By Allah, he does not believe!” When asked, “Who, O Messenger of Allah?” he said, “One whose neighbour is not safe from his harm.” (</w:t>
       </w:r>
       <w:r>
         <w:rPr>
@@ -7643,7 +7673,7 @@
                 <w:szCs w:val="20"/>
                 <w:lang w:val="en-GB" w:bidi="ar-SA"/>
               </w:rPr>
-              <w:t>An illustrative scene: The baker’s test with the scales</w:t>
+              <w:t>An illustrative scene: The baker’s test of honesty</w:t>
             </w:r>
           </w:p>
           <w:p>
@@ -7743,10 +7773,11 @@
         <w:pageBreakBefore/>
         <w:spacing w:before="30" w:after="60" w:line="240" w:lineRule="auto"/>
         <w:pBdr>
-          <w:left w:val="single" w:sz="24" w:space="8" w:color="1B365D"/>
+          <w:left w:val="single" w:sz="24" w:space="11" w:color="1B365D"/>
           <w:bottom w:val="single" w:sz="6" w:space="2" w:color="1B365D"/>
         </w:pBdr>
         <w:shd w:val="clear" w:color="auto" w:fill="F3F6FA"/>
+        <w:ind w:left="60"/>
         <w:outlineLvl w:val="0"/>
       </w:pPr>
       <w:r>
@@ -7759,7 +7790,7 @@
           <w:szCs w:val="25"/>
           <w:lang w:val="en-GB" w:bidi="ar-SA"/>
         </w:rPr>
-        <w:t xml:space="preserve"> VI. THE BELIEVER WHO MASTERS ANGER AND FORGIVES</w:t>
+        <w:t>VI. THE BELIEVER WHO MASTERS ANGER AND FORGIVES</w:t>
       </w:r>
     </w:p>
     <w:tbl>
@@ -7878,7 +7909,7 @@
                 <w:szCs w:val="19"/>
                 <w:lang w:val="en-GB" w:bidi="ar-SA"/>
               </w:rPr>
-              <w:t>They spend in Allah’s way in prosperity and in hardship, they overcome their anger, and they pardon people. Allah loves those who do good with excellence.</w:t>
+              <w:t>They (the God-fearing) spend in Allah’s way in prosperity and in hardship, they overcome their anger, and they pardon people. Allah loves those who do good with excellence.</w:t>
             </w:r>
           </w:p>
           <w:p>
@@ -7995,7 +8026,7 @@
           <w:szCs w:val="20"/>
           <w:lang w:val="en-GB" w:bidi="ar-SA"/>
         </w:rPr>
-        <w:t>); a narration has also been reported that advises extinguishing anger with ablution.</w:t>
+        <w:t>); a narration with a weak chain of transmission has also been reported that advises extinguishing anger with ablution.</w:t>
       </w:r>
     </w:p>
     <w:p>
@@ -8325,7 +8356,7 @@
           <w:szCs w:val="20"/>
           <w:lang w:val="en-GB" w:bidi="ar-SA"/>
         </w:rPr>
-        <w:t xml:space="preserve">, without any hesitation, said, “Yes, by Allah, I do wish that Allah would forgive me,” and resumed his support for </w:t>
+        <w:t xml:space="preserve">, at once said, “Yes, by Allah, I do wish that Allah would forgive me,” and resumed his support for </w:t>
       </w:r>
       <w:r>
         <w:rPr>
@@ -8430,10 +8461,11 @@
         <w:pageBreakBefore/>
         <w:spacing w:before="40" w:after="80" w:line="240" w:lineRule="auto"/>
         <w:pBdr>
-          <w:left w:val="single" w:sz="24" w:space="8" w:color="1B365D"/>
+          <w:left w:val="single" w:sz="24" w:space="11" w:color="1B365D"/>
           <w:bottom w:val="single" w:sz="6" w:space="2" w:color="1B365D"/>
         </w:pBdr>
         <w:shd w:val="clear" w:color="auto" w:fill="F3F6FA"/>
+        <w:ind w:left="60"/>
         <w:outlineLvl w:val="0"/>
       </w:pPr>
       <w:r>
@@ -8446,7 +8478,7 @@
           <w:szCs w:val="25"/>
           <w:lang w:val="en-GB" w:bidi="ar-SA"/>
         </w:rPr>
-        <w:t xml:space="preserve"> VII. PATIENCE AND GRATITUDE: THE BELIEVER’S TWO WINGS</w:t>
+        <w:t>VII. PATIENCE AND GRATITUDE: THE BELIEVER’S TWO WINGS</w:t>
       </w:r>
     </w:p>
     <w:tbl>
@@ -8749,7 +8781,7 @@
           <w:szCs w:val="21"/>
           <w:lang w:val="en-GB" w:bidi="ar-SA"/>
         </w:rPr>
-        <w:t xml:space="preserve"> tells us that those saved from loss are those who urge one another to the truth and urge one another to patience. (</w:t>
+        <w:t xml:space="preserve"> tells us that those saved from loss are those who believe and do righteous deeds, and who urge one another to the truth and to patience. (</w:t>
       </w:r>
       <w:r>
         <w:rPr>
@@ -8986,10 +9018,11 @@
         <w:pageBreakBefore/>
         <w:spacing w:before="40" w:after="80" w:line="240" w:lineRule="auto"/>
         <w:pBdr>
-          <w:left w:val="single" w:sz="24" w:space="8" w:color="1B365D"/>
+          <w:left w:val="single" w:sz="24" w:space="11" w:color="1B365D"/>
           <w:bottom w:val="single" w:sz="6" w:space="2" w:color="1B365D"/>
         </w:pBdr>
         <w:shd w:val="clear" w:color="auto" w:fill="F3F6FA"/>
+        <w:ind w:left="60"/>
         <w:outlineLvl w:val="0"/>
       </w:pPr>
       <w:r>
@@ -9002,7 +9035,7 @@
           <w:szCs w:val="25"/>
           <w:lang w:val="en-GB" w:bidi="ar-SA"/>
         </w:rPr>
-        <w:t xml:space="preserve"> VIII. </w:t>
+        <w:t xml:space="preserve">VIII. </w:t>
       </w:r>
       <w:r>
         <w:rPr>
@@ -9606,7 +9639,7 @@
           <w:szCs w:val="21"/>
           <w:lang w:val="en-GB" w:bidi="ar-SA"/>
         </w:rPr>
-        <w:t xml:space="preserve">Here in Europe, keeping one’s word covers a very wide field: honouring the employment contract and working hours, being faithful with the rent and with debts, arriving on time for appointments, paying taxes and insurance honestly, and abiding by the lawful order of the country in which we live. Every door we pass through with a residence permit, a work permit or citizenship is a contract. </w:t>
+        <w:t xml:space="preserve">Here in Europe, keeping one’s word covers a very wide field: honouring the employment contract and working hours, paying the rent and settling debts as agreed, arriving on time for appointments, paying taxes and insurance honestly, and abiding by the lawful order of the country in which we live. Every door we pass through with a residence permit, a work permit or citizenship is a contract. </w:t>
       </w:r>
       <w:r>
         <w:rPr>
@@ -9628,10 +9661,11 @@
         <w:pageBreakBefore/>
         <w:spacing w:before="40" w:after="80" w:line="240" w:lineRule="auto"/>
         <w:pBdr>
-          <w:left w:val="single" w:sz="24" w:space="8" w:color="1B365D"/>
+          <w:left w:val="single" w:sz="24" w:space="11" w:color="1B365D"/>
           <w:bottom w:val="single" w:sz="6" w:space="2" w:color="1B365D"/>
         </w:pBdr>
         <w:shd w:val="clear" w:color="auto" w:fill="F3F6FA"/>
+        <w:ind w:left="60"/>
         <w:outlineLvl w:val="0"/>
       </w:pPr>
       <w:r>
@@ -9644,7 +9678,7 @@
           <w:szCs w:val="25"/>
           <w:lang w:val="en-GB" w:bidi="ar-SA"/>
         </w:rPr>
-        <w:t xml:space="preserve"> IX. FROM PULPIT TO HEART: MIRROR OF THE QUR’AN AND SEVEN PROMISES</w:t>
+        <w:t>IX. FROM PULPIT TO HEART: MIRROR OF THE QUR’AN AND SEVEN PROMISES</w:t>
       </w:r>
     </w:p>
     <w:p>
@@ -9834,7 +9868,7 @@
                 <w:szCs w:val="18"/>
                 <w:lang w:val="en-GB" w:bidi="ar-SA"/>
               </w:rPr>
-              <w:t>They believe in the unseen, perform the prayer, and spend in good causes from what they have been given.</w:t>
+              <w:t>They believe in the unseen, perform the prayer, and spend in good causes from what We have given them.</w:t>
             </w:r>
           </w:p>
         </w:tc>
@@ -11500,10 +11534,11 @@
         <w:pageBreakBefore/>
         <w:spacing w:before="40" w:after="80" w:line="240" w:lineRule="auto"/>
         <w:pBdr>
-          <w:left w:val="single" w:sz="24" w:space="8" w:color="1B365D"/>
+          <w:left w:val="single" w:sz="24" w:space="11" w:color="1B365D"/>
           <w:bottom w:val="single" w:sz="6" w:space="2" w:color="1B365D"/>
         </w:pBdr>
         <w:shd w:val="clear" w:color="auto" w:fill="F3F6FA"/>
+        <w:ind w:left="60"/>
         <w:outlineLvl w:val="0"/>
       </w:pPr>
       <w:r>
@@ -11516,7 +11551,7 @@
           <w:szCs w:val="25"/>
           <w:lang w:val="en-GB" w:bidi="ar-SA"/>
         </w:rPr>
-        <w:t xml:space="preserve"> CLOSING THE SERMON IN EUROPE AND OUR SUPPLICATION</w:t>
+        <w:t>CLOSING THE SERMON IN EUROPE AND THE CONGREGATION’S SUPPLICATION</w:t>
       </w:r>
     </w:p>
     <w:p>
@@ -11696,7 +11731,7 @@
                 <w:szCs w:val="20"/>
                 <w:lang w:val="en-GB" w:bidi="ar-SA"/>
               </w:rPr>
-              <w:t>I seek refuge in Allah from the evil of the accursed Satan. Praise belongs to Allah, Lord of the worlds. May blessings and peace be upon our Prophet Muhammad, upon his family and upon all his Companions.</w:t>
+              <w:t>I seek refuge in Allah from the evil of the accursed Satan. Praise belongs to Allah, the Lord of the worlds. May blessings and peace be upon our Prophet Muhammad, upon his family and upon all his Companions.</w:t>
             </w:r>
           </w:p>
           <w:p>
